--- a/Data issue report.docx
+++ b/Data issue report.docx
@@ -43,15 +43,7 @@
         </w:numPr>
       </w:pPr>
       <w:r>
-        <w:t>Further some number had Indian country code (91) appended to them, cleaned them by creating a new column (</w:t>
-      </w:r>
-      <w:proofErr w:type="spellStart"/>
-      <w:r>
-        <w:t>phone_clean</w:t>
-      </w:r>
-      <w:proofErr w:type="spellEnd"/>
-      <w:r>
-        <w:t>) and applying if formula to check if the number’s length is 12 and is starting with “91” return 10 digits from right else return the number.</w:t>
+        <w:t>Further some number had Indian country code (91) appended to them, cleaned them by creating a new column (phone_clean) and applying if formula to check if the number’s length is 12 and is starting with “91” return 10 digits from right else return the number.</w:t>
       </w:r>
     </w:p>
     <w:p>
@@ -87,63 +79,7 @@
         </w:numPr>
       </w:pPr>
       <w:r>
-        <w:t xml:space="preserve">Some </w:t>
-      </w:r>
-      <w:proofErr w:type="spellStart"/>
-      <w:r>
-        <w:t>ctc</w:t>
-      </w:r>
-      <w:proofErr w:type="spellEnd"/>
-      <w:r>
-        <w:t xml:space="preserve"> were in (</w:t>
-      </w:r>
-      <w:proofErr w:type="spellStart"/>
-      <w:r>
-        <w:t>rs</w:t>
-      </w:r>
-      <w:proofErr w:type="spellEnd"/>
-      <w:r>
-        <w:t xml:space="preserve">) while some were given in (lakh </w:t>
-      </w:r>
-      <w:proofErr w:type="spellStart"/>
-      <w:r>
-        <w:t>rs</w:t>
-      </w:r>
-      <w:proofErr w:type="spellEnd"/>
-      <w:r>
-        <w:t>), created a new column (</w:t>
-      </w:r>
-      <w:proofErr w:type="spellStart"/>
-      <w:r>
-        <w:t>curr_CTC_correct</w:t>
-      </w:r>
-      <w:proofErr w:type="spellEnd"/>
-      <w:r>
-        <w:t xml:space="preserve">) using condition that if </w:t>
-      </w:r>
-      <w:proofErr w:type="spellStart"/>
-      <w:r>
-        <w:t>ctc</w:t>
-      </w:r>
-      <w:proofErr w:type="spellEnd"/>
-      <w:r>
-        <w:t xml:space="preserve">&lt;100 return </w:t>
-      </w:r>
-      <w:proofErr w:type="spellStart"/>
-      <w:r>
-        <w:t>ctc</w:t>
-      </w:r>
-      <w:proofErr w:type="spellEnd"/>
-      <w:r>
-        <w:t xml:space="preserve">*100000 else return </w:t>
-      </w:r>
-      <w:proofErr w:type="spellStart"/>
-      <w:r>
-        <w:t>ctc</w:t>
-      </w:r>
-      <w:proofErr w:type="spellEnd"/>
-      <w:r>
-        <w:t>.</w:t>
+        <w:t>Some ctc were in (rs) while some were given in (lakh rs), created a new column (curr_CTC_correct) using condition that if ctc&lt;100 return ctc*100000 else return ctc.</w:t>
       </w:r>
     </w:p>
     <w:p>
@@ -167,47 +103,7 @@
         </w:numPr>
       </w:pPr>
       <w:r>
-        <w:t>Some dates were in (dd/mm/</w:t>
-      </w:r>
-      <w:proofErr w:type="spellStart"/>
-      <w:r>
-        <w:t>yy</w:t>
-      </w:r>
-      <w:proofErr w:type="spellEnd"/>
-      <w:r>
-        <w:t>) format while others where in (mm/dd/</w:t>
-      </w:r>
-      <w:proofErr w:type="spellStart"/>
-      <w:r>
-        <w:t>yy</w:t>
-      </w:r>
-      <w:proofErr w:type="spellEnd"/>
-      <w:r>
-        <w:t>). Created a new column (</w:t>
-      </w:r>
-      <w:proofErr w:type="spellStart"/>
-      <w:r>
-        <w:t>normalized_dates</w:t>
-      </w:r>
-      <w:proofErr w:type="spellEnd"/>
-      <w:r>
-        <w:t>) and filled two values manually (one from each format) in (mm/dd/</w:t>
-      </w:r>
-      <w:proofErr w:type="spellStart"/>
-      <w:r>
-        <w:t>yyyy</w:t>
-      </w:r>
-      <w:proofErr w:type="spellEnd"/>
-      <w:r>
-        <w:t>) format where dd&gt;12 so that flash fill can recognize the pattern and did a flash fill. Outcome -&gt; got normalized date column in format (mm/dd/</w:t>
-      </w:r>
-      <w:proofErr w:type="spellStart"/>
-      <w:r>
-        <w:t>yyyy</w:t>
-      </w:r>
-      <w:proofErr w:type="spellEnd"/>
-      <w:r>
-        <w:t>).</w:t>
+        <w:t>Some dates were in (dd/mm/yy) format while others where in (mm/dd/yy). Created a new column (normalized_dates) and filled two values manually (one from each format) in (mm/dd/yyyy) format where dd&gt;12 so that flash fill can recognize the pattern and did a flash fill. Outcome -&gt; got normalized date column in format (mm/dd/yyyy).</w:t>
       </w:r>
     </w:p>
     <w:p>
@@ -231,31 +127,7 @@
         </w:numPr>
       </w:pPr>
       <w:r>
-        <w:t xml:space="preserve">Some mails in file (source2_gig_workers) were in upper case, to maintain uniformity, applied a lookup for these values from file (source1_naukri_applicants), if the emails were found, we’ll retain </w:t>
-      </w:r>
-      <w:proofErr w:type="gramStart"/>
-      <w:r>
-        <w:t>those email</w:t>
-      </w:r>
-      <w:proofErr w:type="gramEnd"/>
-      <w:r>
-        <w:t xml:space="preserve"> but if the emails </w:t>
-      </w:r>
-      <w:proofErr w:type="gramStart"/>
-      <w:r>
-        <w:t>is</w:t>
-      </w:r>
-      <w:proofErr w:type="gramEnd"/>
-      <w:r>
-        <w:t xml:space="preserve"> not in the </w:t>
-      </w:r>
-      <w:proofErr w:type="gramStart"/>
-      <w:r>
-        <w:t>file</w:t>
-      </w:r>
-      <w:proofErr w:type="gramEnd"/>
-      <w:r>
-        <w:t xml:space="preserve"> we’ll</w:t>
+        <w:t>Some mails in file (source2_gig_workers) were in upper case, to maintain uniformity, applied a lookup for these values from file (source1_naukri_applicants), if the emails were found, we’ll retain those email but if the emails is not in the file we’ll</w:t>
       </w:r>
       <w:r>
         <w:t xml:space="preserve"> use the mail as it is. (to ensure entity matching)</w:t>
@@ -284,6 +156,87 @@
       <w:r>
         <w:t>One row in source2_gig_workers was circularly shifted towards right by 1row that was manually corrected</w:t>
       </w:r>
+    </w:p>
+    <w:p>
+      <w:pPr>
+        <w:pStyle w:val="ListParagraph"/>
+        <w:numPr>
+          <w:ilvl w:val="0"/>
+          <w:numId w:val="2"/>
+        </w:numPr>
+      </w:pPr>
+      <w:r>
+        <w:t>Duplicate rows</w:t>
+      </w:r>
+    </w:p>
+    <w:p>
+      <w:pPr>
+        <w:pStyle w:val="ListParagraph"/>
+        <w:numPr>
+          <w:ilvl w:val="0"/>
+          <w:numId w:val="4"/>
+        </w:numPr>
+      </w:pPr>
+      <w:r>
+        <w:t>Removed using remove duplicate option from ribbon selecting all fields.</w:t>
+      </w:r>
+    </w:p>
+    <w:p>
+      <w:pPr>
+        <w:pStyle w:val="ListParagraph"/>
+        <w:numPr>
+          <w:ilvl w:val="0"/>
+          <w:numId w:val="4"/>
+        </w:numPr>
+      </w:pPr>
+      <w:r>
+        <w:t>In source1 file there were 42 rows, 41 unique emails &amp; 40 unique phone numbers. Using conditional formatting it was found out that</w:t>
+      </w:r>
+      <w:r>
+        <w:t xml:space="preserve"> two rows only differed in names (R. Verma and Rohit Verma)</w:t>
+      </w:r>
+      <w:r>
+        <w:t xml:space="preserve"> [duplicate row removed]</w:t>
+      </w:r>
+      <w:r>
+        <w:t xml:space="preserve"> are the same people. And two phone number rows only differed in gmail (</w:t>
+      </w:r>
+      <w:hyperlink r:id="rId5" w:history="1">
+        <w:r>
+          <w:rPr>
+            <w:rStyle w:val="Hyperlink"/>
+          </w:rPr>
+          <w:t>alt.nikhil.chopra70@example.com</w:t>
+        </w:r>
+      </w:hyperlink>
+      <w:r>
+        <w:t xml:space="preserve"> &amp; </w:t>
+      </w:r>
+      <w:hyperlink r:id="rId6" w:history="1">
+        <w:r>
+          <w:rPr>
+            <w:rStyle w:val="Hyperlink"/>
+          </w:rPr>
+          <w:t>nikhil.chopra70@example.com</w:t>
+        </w:r>
+      </w:hyperlink>
+      <w:r>
+        <w:t xml:space="preserve">) emails of </w:t>
+      </w:r>
+      <w:r>
+        <w:lastRenderedPageBreak/>
+        <w:t xml:space="preserve">same person. </w:t>
+      </w:r>
+      <w:r>
+        <w:br/>
+        <w:t>Conclusion – we have 40 unique people in file 1</w:t>
+      </w:r>
+    </w:p>
+    <w:p>
+      <w:pPr>
+        <w:pStyle w:val="ListParagraph"/>
+        <w:ind w:left="1440"/>
+      </w:pPr>
     </w:p>
     <w:sectPr>
       <w:pgSz w:w="12240" w:h="15840"/>
@@ -386,7 +339,7 @@
   <w:abstractNum w:abstractNumId="1" w15:restartNumberingAfterBreak="0">
     <w:nsid w:val="2C265AF8"/>
     <w:multiLevelType w:val="hybridMultilevel"/>
-    <w:tmpl w:val="A39658EE"/>
+    <w:tmpl w:val="486E2D08"/>
     <w:lvl w:ilvl="0" w:tplc="04090001">
       <w:start w:val="1"/>
       <w:numFmt w:val="bullet"/>
@@ -1627,6 +1580,29 @@
       <w:spacing w:val="5"/>
     </w:rPr>
   </w:style>
+  <w:style w:type="character" w:styleId="Hyperlink">
+    <w:name w:val="Hyperlink"/>
+    <w:basedOn w:val="DefaultParagraphFont"/>
+    <w:uiPriority w:val="99"/>
+    <w:unhideWhenUsed/>
+    <w:rsid w:val="0091796D"/>
+    <w:rPr>
+      <w:color w:val="0563C1" w:themeColor="hyperlink"/>
+      <w:u w:val="single"/>
+    </w:rPr>
+  </w:style>
+  <w:style w:type="character" w:styleId="UnresolvedMention">
+    <w:name w:val="Unresolved Mention"/>
+    <w:basedOn w:val="DefaultParagraphFont"/>
+    <w:uiPriority w:val="99"/>
+    <w:semiHidden/>
+    <w:unhideWhenUsed/>
+    <w:rsid w:val="0091796D"/>
+    <w:rPr>
+      <w:color w:val="605E5C"/>
+      <w:shd w:val="clear" w:color="auto" w:fill="E1DFDD"/>
+    </w:rPr>
+  </w:style>
 </w:styles>
 </file>
 
